--- a/data/revised_2026-10_full/outputs/v2/Maths/SS1.1_Real_Numbers/Mathematics_Real_Numbers_FinalExplanation_TeacherKey.docx
+++ b/data/revised_2026-10_full/outputs/v2/Maths/SS1.1_Real_Numbers/Mathematics_Real_Numbers_FinalExplanation_TeacherKey.docx
@@ -1872,7 +1872,7 @@
         </w:rPr>
         <w:t xml:space="preserve">© 2026 SeaVuria and ARES. This work is licensed under a </w:t>
       </w:r>
-      <w:hyperlink w:history="1" r:id="rIdqjh3ijub43ceahvtn451k">
+      <w:hyperlink w:history="1" r:id="rIdgjlqx8gtsu2bnz4dr1fe0">
         <w:r>
           <w:rPr>
             <w:rFonts w:ascii="Arial" w:cs="Arial" w:eastAsia="Arial" w:hAnsi="Arial"/>
@@ -1892,7 +1892,7 @@
         </w:rPr>
         <w:t xml:space="preserve"> (</w:t>
       </w:r>
-      <w:hyperlink w:history="1" r:id="rIdleioi-lpswekvcvck1g3u">
+      <w:hyperlink w:history="1" r:id="rIdqpkxujegn8-s8g-oowr-t">
         <w:r>
           <w:rPr>
             <w:rFonts w:ascii="Arial" w:cs="Arial" w:eastAsia="Arial" w:hAnsi="Arial"/>
@@ -1912,7 +1912,7 @@
         </w:rPr>
         <w:t xml:space="preserve">). To view a copy of this license, visit </w:t>
       </w:r>
-      <w:hyperlink w:history="1" r:id="rIdwbb6xt6dwkin9f1psn8kh">
+      <w:hyperlink w:history="1" r:id="rIdb9w_f_ew6dukmnhnnt80f">
         <w:r>
           <w:rPr>
             <w:rFonts w:ascii="Arial" w:cs="Arial" w:eastAsia="Arial" w:hAnsi="Arial"/>
